--- a/klagomål/A 49016-2024 FSC-klagomål.docx
+++ b/klagomål/A 49016-2024 FSC-klagomål.docx
@@ -1023,7 +1023,7 @@
     <w:r>
       <w:tab/>
       <w:tab/>
-      <w:t>2024-11-29</w:t>
+      <w:t>2024-11-30</w:t>
       <w:br/>
       <w:br/>
     </w:r>

--- a/klagomål/A 49016-2024 FSC-klagomål.docx
+++ b/klagomål/A 49016-2024 FSC-klagomål.docx
@@ -1023,7 +1023,7 @@
     <w:r>
       <w:tab/>
       <w:tab/>
-      <w:t>2024-11-30</w:t>
+      <w:t>2024-12-01</w:t>
       <w:br/>
       <w:br/>
     </w:r>

--- a/klagomål/A 49016-2024 FSC-klagomål.docx
+++ b/klagomål/A 49016-2024 FSC-klagomål.docx
@@ -1023,7 +1023,7 @@
     <w:r>
       <w:tab/>
       <w:tab/>
-      <w:t>2024-12-01</w:t>
+      <w:t>2024-12-02</w:t>
       <w:br/>
       <w:br/>
     </w:r>

--- a/klagomål/A 49016-2024 FSC-klagomål.docx
+++ b/klagomål/A 49016-2024 FSC-klagomål.docx
@@ -163,7 +163,7 @@
         <w:pStyle w:val="Title"/>
       </w:pPr>
       <w:r>
-        <w:t>Inledande FSC- /PEFC-klagomål - information om höga naturvärden och fridlysta arter i avverkningsanmälan A 49016-2024 i Bergs kommun</w:t>
+        <w:t>Inledande FSC- /PEFC-klagomål – information om höga naturvärden och fridlysta arter i avverkningsanmälan A 49016-2024 i Bergs kommun</w:t>
       </w:r>
     </w:p>
     <w:p>
@@ -349,7 +349,7 @@
         <w:t>Lavskrika (§4)</w:t>
       </w:r>
       <w:r>
-        <w:t>, prioriterad art i Skogsvårdslagen, är en mycket stationär fågel, som häckar i äldre, slutna och hänglavsrika barrskogar. Reviren är livslånga med hemområden som varierar mellan 50 och 150 ha. Inom ett revir av hög kvalitet finns det som regel ett eller flera kärnområden (1 – 20 ha) med relativt tät flerskiktad granskog. Arten missgynnas när flerskiktad skog omförs till enskiktade bestånd och även röjning och hård gallring är starkt negatit. Lavskrikan har relativt stora hemområden och försvinner när den äldre skogen fragmenteras, särskilt allvarligt är när kärnområdena avverkas. (Skogsstyrelsen 2016). Populationen har minskat med 20 – 40 % de senaste 30 åren. Arten försvinner successivt framför allt vid dess utbredningsgränser (SLU Artdatabanken, 2021).</w:t>
+        <w:t>, prioriterad art i Skogsvårdslagen, är en mycket stationär fågel, som häckar i äldre, slutna och hänglavsrika barrskogar. Reviren är livslånga med hemområden som varierar mellan 50 och 150 ha. Inom ett revir av hög kvalitet finns det som regel ett eller flera kärnområden (1–20 ha) med relativt tät flerskiktad granskog. Arten missgynnas när flerskiktad skog omförs till enskiktade bestånd och även röjning och hård gallring är starkt negativt. Lavskrikan har relativt stora hemområden och försvinner när den äldre skogen fragmenteras, särskilt allvarligt är när kärnområdena avverkas. (Skogsstyrelsen 2016). Populationen har minskat med 20–40 % de senaste 30 åren. Arten försvinner successivt framför allt vid dess utbredningsgränser (SLU Artdatabanken, 2021).</w:t>
       </w:r>
     </w:p>
     <w:p>
@@ -660,7 +660,7 @@
         <w:pStyle w:val="Title"/>
       </w:pPr>
       <w:r>
-        <w:t>BILAGA 1 - Fridlysta arter</w:t>
+        <w:t>BILAGA 1 – Fridlysta arter</w:t>
       </w:r>
     </w:p>
     <w:p>
@@ -673,7 +673,7 @@
     </w:p>
     <w:p>
       <w:r>
-        <w:t>Knärot är fridlyst enligt 8 och 15 §§ artskyddsförordningen och klassad som sårbar (VU) enligt rödlistan 2020. Knärot är beroende av hög och jämn luftfuktighet i gamla, ostörda skogsmiljöer och är känslig för snabba förändringar av ljus-/vindförhållanden eller uttorkning. På grund av ett alltför intensivt skogsbruk har den minskat med 40 (25-50) % under de senaste 60 åren och i framtiden bedöms minskningstakten uppgå till 30 (20-40) %. Till följd av att arten har en dokumenterat högre minskningstakt iförhållande till sin generationstid än vad som tidigare varit känt (data från Riksskogstaxeringen) höjdes den till hotkategori sårbar (VU) i rödlistan 2020 (Artdatabanken, 2021).</w:t>
+        <w:t>Knärot är fridlyst enligt 8 och 15 §§ artskyddsförordningen och klassad som sårbar (VU) enligt rödlistan 2020. Knärot är beroende av hög och jämn luftfuktighet i gamla, ostörda skogsmiljöer och är känslig för snabba förändringar av ljus-/vindförhållanden eller uttorkning. På grund av ett alltför intensivt skogsbruk har den minskat med 40 (25–50) % under de senaste 60 åren och i framtiden bedöms minskningstakten uppgå till 30 (20–40) %. Till följd av att arten har en dokumenterat högre minskningstakt iförhållande till sin generationstid än vad som tidigare varit känt (data från Riksskogstaxeringen) höjdes den till hotkategori sårbar (VU) i rödlistan 2020 (SLU Artdatabanken, 2021).</w:t>
       </w:r>
     </w:p>
     <w:p>
@@ -718,7 +718,7 @@
     </w:p>
     <w:p>
       <w:r>
-        <w:t>En nyligen publicerad vetenskaplig uppsats av Koelmeijer m.fl. (2022) inkluderar orkidén knärots skyddsbehov. I uppsatsen berörs problemet med uttorkning för växter, bl.a. för knärot, ett problem som blivit accentuerat på grund av den pågående klimatförändringen och torra somrar, t.ex. den exceptionellt torra sommaren 2018. I uppsatsen undersöks områden med tre olika avstånd från kalhyggeskant med avseende på skydd bl.a. för knärot. Det första området har avstånd upp till 20 m från hyggeskant (Strong edge effect), det andra 20 – 40 m från hyggeskant (Weak edge effect) och det tredje avser större avstånd från hyggeskant, där kanteffekten anses vara försumbar (Interior). Ett resultat var att man fann stor eller mycket stor uttorkningseffekt på känsliga och rödlistade skogsarter vid de kortare avstånden till hyggeskant, medan effekt av uttorkning inte konstaterades på större avstånd (Interior). För orkidén knärot fann man en rik förekomst (upp till 0,06 dm2/m2) på stort avstånd från hyggeskant (Interior), medan förekomsten var liten eller närmast försumbar i de områden som klassificerades som Weak edge effect respektive Strong edge effect. Arbetet påpekar att de allt oftare förekommande torra somrarna ger ytterligare skäl att utöka skyddsavståndet från hyggen till den fuktkrävande arten knärot (Koelmeijer m.fl., 2022).</w:t>
+        <w:t>En nyligen publicerad vetenskaplig uppsats av Koelmeijer m.fl. (2022) inkluderar orkidén knärots skyddsbehov. I uppsatsen berörs problemet med uttorkning för växter, bl.a. för knärot, ett problem som blivit accentuerat på grund av den pågående klimatförändringen och torra somrar, t.ex. den exceptionellt torra sommaren 2018. I uppsatsen undersöks områden med tre olika avstånd från kalhyggeskant med avseende på skydd bl.a. för knärot. Det första området har avstånd upp till 20 m från hyggeskant (Strong edge effect), det andra 20–40 m från hyggeskant (Weak edge effect) och det tredje avser större avstånd från hyggeskant, där kanteffekten anses vara försumbar (Interior). Ett resultat var att man fann stor eller mycket stor uttorkningseffekt på känsliga och rödlistade skogsarter vid de kortare avstånden till hyggeskant, medan effekt av uttorkning inte konstaterades på större avstånd (Interior). För orkidén knärot fann man en rik förekomst (upp till 0,06 dm2/m2) på stort avstånd från hyggeskant (Interior), medan förekomsten var liten eller närmast försumbar i de områden som klassificerades som Weak edge effect respektive Strong edge effect. Arbetet påpekar att de allt oftare förekommande torra somrarna ger ytterligare skäl att utöka skyddsavståndet från hyggen till den fuktkrävande arten knärot (Koelmeijer m.fl., 2022).</w:t>
       </w:r>
     </w:p>
     <w:p>
@@ -731,7 +731,7 @@
         <w:pStyle w:val="Heading2"/>
       </w:pPr>
       <w:r>
-        <w:t>Referenser - knärot</w:t>
+        <w:t>Referenser – knärot</w:t>
       </w:r>
     </w:p>
     <w:p>
@@ -745,7 +745,7 @@
         <w:t xml:space="preserve">Short-term response of the herbaceous layer within leave patches after harvest. </w:t>
       </w:r>
       <w:r>
-        <w:t>Forest Ecology and Management 257, 1014-1025</w:t>
+        <w:t>Forest Ecology and Management 257, 1014–1025</w:t>
       </w:r>
     </w:p>
     <w:p>
@@ -759,7 +759,7 @@
         <w:t xml:space="preserve">Level and pattern of overstory retention interact to shape long-term responses of understories to timber harvest. </w:t>
       </w:r>
       <w:r>
-        <w:t xml:space="preserve">Ecological Applications, 22, 2049-2064 </w:t>
+        <w:t xml:space="preserve">Ecological Applications, 22, 2049–2064 </w:t>
       </w:r>
     </w:p>
     <w:p>
@@ -773,7 +773,7 @@
         <w:t xml:space="preserve">Interactive effects of drought and edge exposure on old-growth forest understory species. </w:t>
       </w:r>
       <w:r>
-        <w:t>Landscape Ecology, 37, sid 1839-1853</w:t>
+        <w:t>Landscape Ecology, 37, sid 1839–1853</w:t>
       </w:r>
     </w:p>
     <w:p>
@@ -787,7 +787,7 @@
         <w:t xml:space="preserve">Biological legacies buffer local species extinction after logging. </w:t>
       </w:r>
       <w:r>
-        <w:t>Journal of Applied Ecology. 51, 53-62.</w:t>
+        <w:t>Journal of Applied Ecology. 51, 53–62.</w:t>
       </w:r>
     </w:p>
     <w:p>
@@ -823,7 +823,7 @@
         <w:pStyle w:val="Heading1"/>
       </w:pPr>
       <w:r>
-        <w:t>Lavskrika - ekologi samt krav på livsmiljön</w:t>
+        <w:t>Lavskrika – ekologi samt krav på livsmiljön</w:t>
       </w:r>
     </w:p>
     <w:p>
@@ -856,7 +856,7 @@
     </w:p>
     <w:p>
       <w:r>
-        <w:t>Populationen har minskat med 20 – 40 % de senaste 30 åren, men i Svensk Fågeltaxerings standardrutter varierar antalet kraftigt och ingen minskning kan skönjas de senaste 18 åren. Arten försvinner successivt framför allt vid dess utbredningsgränser (SLU Artdatabanken, 2022).</w:t>
+        <w:t>Populationen har minskat med 20–40 % de senaste 30 åren, men i Svensk Fågeltaxerings standardrutter varierar antalet kraftigt och ingen minskning kan skönjas de senaste 18 åren. Arten försvinner successivt framför allt vid dess utbredningsgränser (SLU Artdatabanken, 2022).</w:t>
       </w:r>
     </w:p>
     <w:p>
@@ -1023,7 +1023,7 @@
     <w:r>
       <w:tab/>
       <w:tab/>
-      <w:t>2024-12-02</w:t>
+      <w:t>2024-12-03</w:t>
       <w:br/>
       <w:br/>
     </w:r>

--- a/klagomål/A 49016-2024 FSC-klagomål.docx
+++ b/klagomål/A 49016-2024 FSC-klagomål.docx
@@ -1023,7 +1023,7 @@
     <w:r>
       <w:tab/>
       <w:tab/>
-      <w:t>2024-12-03</w:t>
+      <w:t>2024-12-04</w:t>
       <w:br/>
       <w:br/>
     </w:r>

--- a/klagomål/A 49016-2024 FSC-klagomål.docx
+++ b/klagomål/A 49016-2024 FSC-klagomål.docx
@@ -1023,7 +1023,7 @@
     <w:r>
       <w:tab/>
       <w:tab/>
-      <w:t>2024-12-04</w:t>
+      <w:t>2024-12-05</w:t>
       <w:br/>
       <w:br/>
     </w:r>

--- a/klagomål/A 49016-2024 FSC-klagomål.docx
+++ b/klagomål/A 49016-2024 FSC-klagomål.docx
@@ -1023,7 +1023,7 @@
     <w:r>
       <w:tab/>
       <w:tab/>
-      <w:t>2024-12-05</w:t>
+      <w:t>2024-12-07</w:t>
       <w:br/>
       <w:br/>
     </w:r>

--- a/klagomål/A 49016-2024 FSC-klagomål.docx
+++ b/klagomål/A 49016-2024 FSC-klagomål.docx
@@ -1023,7 +1023,7 @@
     <w:r>
       <w:tab/>
       <w:tab/>
-      <w:t>2024-12-07</w:t>
+      <w:t>2024-12-08</w:t>
       <w:br/>
       <w:br/>
     </w:r>

--- a/klagomål/A 49016-2024 FSC-klagomål.docx
+++ b/klagomål/A 49016-2024 FSC-klagomål.docx
@@ -1023,7 +1023,7 @@
     <w:r>
       <w:tab/>
       <w:tab/>
-      <w:t>2024-12-08</w:t>
+      <w:t>2024-12-09</w:t>
       <w:br/>
       <w:br/>
     </w:r>

--- a/klagomål/A 49016-2024 FSC-klagomål.docx
+++ b/klagomål/A 49016-2024 FSC-klagomål.docx
@@ -1023,7 +1023,7 @@
     <w:r>
       <w:tab/>
       <w:tab/>
-      <w:t>2024-12-09</w:t>
+      <w:t>2024-12-10</w:t>
       <w:br/>
       <w:br/>
     </w:r>

--- a/klagomål/A 49016-2024 FSC-klagomål.docx
+++ b/klagomål/A 49016-2024 FSC-klagomål.docx
@@ -1023,7 +1023,7 @@
     <w:r>
       <w:tab/>
       <w:tab/>
-      <w:t>2024-12-10</w:t>
+      <w:t>2024-12-11</w:t>
       <w:br/>
       <w:br/>
     </w:r>

--- a/klagomål/A 49016-2024 FSC-klagomål.docx
+++ b/klagomål/A 49016-2024 FSC-klagomål.docx
@@ -1023,7 +1023,7 @@
     <w:r>
       <w:tab/>
       <w:tab/>
-      <w:t>2024-12-11</w:t>
+      <w:t>2024-12-12</w:t>
       <w:br/>
       <w:br/>
     </w:r>

--- a/klagomål/A 49016-2024 FSC-klagomål.docx
+++ b/klagomål/A 49016-2024 FSC-klagomål.docx
@@ -1023,7 +1023,7 @@
     <w:r>
       <w:tab/>
       <w:tab/>
-      <w:t>2024-12-12</w:t>
+      <w:t>2024-12-13</w:t>
       <w:br/>
       <w:br/>
     </w:r>

--- a/klagomål/A 49016-2024 FSC-klagomål.docx
+++ b/klagomål/A 49016-2024 FSC-klagomål.docx
@@ -1023,7 +1023,7 @@
     <w:r>
       <w:tab/>
       <w:tab/>
-      <w:t>2024-12-13</w:t>
+      <w:t>2024-12-14</w:t>
       <w:br/>
       <w:br/>
     </w:r>

--- a/klagomål/A 49016-2024 FSC-klagomål.docx
+++ b/klagomål/A 49016-2024 FSC-klagomål.docx
@@ -333,7 +333,7 @@
         <w:pStyle w:val="Caption"/>
       </w:pPr>
       <w:r>
-        <w:t>Figur 2. Fyndplatser och buffertzoner för knärot i det avverkningsanmälda området. Endast fyndplaster vars buffertzoner överlappar med det avverkningsanmälda området har tagits med i visualiseringen. Kartans mittpunktskoordinat är N 6987135, E 460049 i SWEREF 99 TM.</w:t>
+        <w:t>Figur 2. Fyndplatser och buffertzoner för knärot i det avverkningsanmälda området. Endast fyndplatser vars buffertzoner överlappar med det avverkningsanmälda området har tagits med i visualiseringen. Kartans mittpunktskoordinat är N 6987135, E 460049 i SWEREF 99 TM.</w:t>
       </w:r>
     </w:p>
     <w:p>
@@ -1023,7 +1023,7 @@
     <w:r>
       <w:tab/>
       <w:tab/>
-      <w:t>2024-12-14</w:t>
+      <w:t>2024-12-15</w:t>
       <w:br/>
       <w:br/>
     </w:r>

--- a/klagomål/A 49016-2024 FSC-klagomål.docx
+++ b/klagomål/A 49016-2024 FSC-klagomål.docx
@@ -1023,7 +1023,7 @@
     <w:r>
       <w:tab/>
       <w:tab/>
-      <w:t>2024-12-15</w:t>
+      <w:t>2024-12-16</w:t>
       <w:br/>
       <w:br/>
     </w:r>

--- a/klagomål/A 49016-2024 FSC-klagomål.docx
+++ b/klagomål/A 49016-2024 FSC-klagomål.docx
@@ -1023,7 +1023,7 @@
     <w:r>
       <w:tab/>
       <w:tab/>
-      <w:t>2024-12-16</w:t>
+      <w:t>2024-12-17</w:t>
       <w:br/>
       <w:br/>
     </w:r>

--- a/klagomål/A 49016-2024 FSC-klagomål.docx
+++ b/klagomål/A 49016-2024 FSC-klagomål.docx
@@ -1023,7 +1023,7 @@
     <w:r>
       <w:tab/>
       <w:tab/>
-      <w:t>2024-12-17</w:t>
+      <w:t>2024-12-18</w:t>
       <w:br/>
       <w:br/>
     </w:r>

--- a/klagomål/A 49016-2024 FSC-klagomål.docx
+++ b/klagomål/A 49016-2024 FSC-klagomål.docx
@@ -1023,7 +1023,7 @@
     <w:r>
       <w:tab/>
       <w:tab/>
-      <w:t>2024-12-18</w:t>
+      <w:t>2024-12-19</w:t>
       <w:br/>
       <w:br/>
     </w:r>

--- a/klagomål/A 49016-2024 FSC-klagomål.docx
+++ b/klagomål/A 49016-2024 FSC-klagomål.docx
@@ -1023,7 +1023,7 @@
     <w:r>
       <w:tab/>
       <w:tab/>
-      <w:t>2024-12-19</w:t>
+      <w:t>2024-12-20</w:t>
       <w:br/>
       <w:br/>
     </w:r>

--- a/klagomål/A 49016-2024 FSC-klagomål.docx
+++ b/klagomål/A 49016-2024 FSC-klagomål.docx
@@ -1023,7 +1023,7 @@
     <w:r>
       <w:tab/>
       <w:tab/>
-      <w:t>2024-12-20</w:t>
+      <w:t>2024-12-22</w:t>
       <w:br/>
       <w:br/>
     </w:r>

--- a/klagomål/A 49016-2024 FSC-klagomål.docx
+++ b/klagomål/A 49016-2024 FSC-klagomål.docx
@@ -1023,7 +1023,7 @@
     <w:r>
       <w:tab/>
       <w:tab/>
-      <w:t>2024-12-22</w:t>
+      <w:t>2024-12-23</w:t>
       <w:br/>
       <w:br/>
     </w:r>

--- a/klagomål/A 49016-2024 FSC-klagomål.docx
+++ b/klagomål/A 49016-2024 FSC-klagomål.docx
@@ -1023,7 +1023,7 @@
     <w:r>
       <w:tab/>
       <w:tab/>
-      <w:t>2024-12-23</w:t>
+      <w:t>2024-12-24</w:t>
       <w:br/>
       <w:br/>
     </w:r>

--- a/klagomål/A 49016-2024 FSC-klagomål.docx
+++ b/klagomål/A 49016-2024 FSC-klagomål.docx
@@ -1023,7 +1023,7 @@
     <w:r>
       <w:tab/>
       <w:tab/>
-      <w:t>2024-12-31</w:t>
+      <w:t>2025-01-01</w:t>
       <w:br/>
       <w:br/>
     </w:r>

--- a/klagomål/A 49016-2024 FSC-klagomål.docx
+++ b/klagomål/A 49016-2024 FSC-klagomål.docx
@@ -1023,7 +1023,7 @@
     <w:r>
       <w:tab/>
       <w:tab/>
-      <w:t>2025-01-01</w:t>
+      <w:t>2025-01-02</w:t>
       <w:br/>
       <w:br/>
     </w:r>

--- a/klagomål/A 49016-2024 FSC-klagomål.docx
+++ b/klagomål/A 49016-2024 FSC-klagomål.docx
@@ -1023,7 +1023,7 @@
     <w:r>
       <w:tab/>
       <w:tab/>
-      <w:t>2025-01-02</w:t>
+      <w:t>2025-01-03</w:t>
       <w:br/>
       <w:br/>
     </w:r>

--- a/klagomål/A 49016-2024 FSC-klagomål.docx
+++ b/klagomål/A 49016-2024 FSC-klagomål.docx
@@ -1137,7 +1137,7 @@
     <w:r>
       <w:tab/>
       <w:tab/>
-      <w:t>2025-01-30</w:t>
+      <w:t>2025-01-31</w:t>
       <w:br/>
       <w:br/>
     </w:r>

--- a/klagomål/A 49016-2024 FSC-klagomål.docx
+++ b/klagomål/A 49016-2024 FSC-klagomål.docx
@@ -1137,7 +1137,7 @@
     <w:r>
       <w:tab/>
       <w:tab/>
-      <w:t>2025-01-31</w:t>
+      <w:t>2025-02-02</w:t>
       <w:br/>
       <w:br/>
     </w:r>

--- a/klagomål/A 49016-2024 FSC-klagomål.docx
+++ b/klagomål/A 49016-2024 FSC-klagomål.docx
@@ -1137,7 +1137,7 @@
     <w:r>
       <w:tab/>
       <w:tab/>
-      <w:t>2025-02-02</w:t>
+      <w:t>2025-02-03</w:t>
       <w:br/>
       <w:br/>
     </w:r>

--- a/klagomål/A 49016-2024 FSC-klagomål.docx
+++ b/klagomål/A 49016-2024 FSC-klagomål.docx
@@ -1137,7 +1137,7 @@
     <w:r>
       <w:tab/>
       <w:tab/>
-      <w:t>2025-02-03</w:t>
+      <w:t>2025-02-04</w:t>
       <w:br/>
       <w:br/>
     </w:r>

--- a/klagomål/A 49016-2024 FSC-klagomål.docx
+++ b/klagomål/A 49016-2024 FSC-klagomål.docx
@@ -1137,7 +1137,7 @@
     <w:r>
       <w:tab/>
       <w:tab/>
-      <w:t>2025-02-04</w:t>
+      <w:t>2025-02-05</w:t>
       <w:br/>
       <w:br/>
     </w:r>

--- a/klagomål/A 49016-2024 FSC-klagomål.docx
+++ b/klagomål/A 49016-2024 FSC-klagomål.docx
@@ -1137,7 +1137,7 @@
     <w:r>
       <w:tab/>
       <w:tab/>
-      <w:t>2025-02-05</w:t>
+      <w:t>2025-02-06</w:t>
       <w:br/>
       <w:br/>
     </w:r>

--- a/klagomål/A 49016-2024 FSC-klagomål.docx
+++ b/klagomål/A 49016-2024 FSC-klagomål.docx
@@ -1137,7 +1137,7 @@
     <w:r>
       <w:tab/>
       <w:tab/>
-      <w:t>2025-02-06</w:t>
+      <w:t>2025-02-07</w:t>
       <w:br/>
       <w:br/>
     </w:r>

--- a/klagomål/A 49016-2024 FSC-klagomål.docx
+++ b/klagomål/A 49016-2024 FSC-klagomål.docx
@@ -1137,7 +1137,7 @@
     <w:r>
       <w:tab/>
       <w:tab/>
-      <w:t>2025-02-07</w:t>
+      <w:t>2025-02-08</w:t>
       <w:br/>
       <w:br/>
     </w:r>

--- a/klagomål/A 49016-2024 FSC-klagomål.docx
+++ b/klagomål/A 49016-2024 FSC-klagomål.docx
@@ -1137,7 +1137,7 @@
     <w:r>
       <w:tab/>
       <w:tab/>
-      <w:t>2025-02-08</w:t>
+      <w:t>2025-02-09</w:t>
       <w:br/>
       <w:br/>
     </w:r>

--- a/klagomål/A 49016-2024 FSC-klagomål.docx
+++ b/klagomål/A 49016-2024 FSC-klagomål.docx
@@ -1137,7 +1137,7 @@
     <w:r>
       <w:tab/>
       <w:tab/>
-      <w:t>2025-02-09</w:t>
+      <w:t>2025-02-10</w:t>
       <w:br/>
       <w:br/>
     </w:r>

--- a/klagomål/A 49016-2024 FSC-klagomål.docx
+++ b/klagomål/A 49016-2024 FSC-klagomål.docx
@@ -1137,7 +1137,7 @@
     <w:r>
       <w:tab/>
       <w:tab/>
-      <w:t>2025-02-10</w:t>
+      <w:t>2025-02-11</w:t>
       <w:br/>
       <w:br/>
     </w:r>

--- a/klagomål/A 49016-2024 FSC-klagomål.docx
+++ b/klagomål/A 49016-2024 FSC-klagomål.docx
@@ -1137,7 +1137,7 @@
     <w:r>
       <w:tab/>
       <w:tab/>
-      <w:t>2025-02-11</w:t>
+      <w:t>2025-02-12</w:t>
       <w:br/>
       <w:br/>
     </w:r>

--- a/klagomål/A 49016-2024 FSC-klagomål.docx
+++ b/klagomål/A 49016-2024 FSC-klagomål.docx
@@ -1137,7 +1137,7 @@
     <w:r>
       <w:tab/>
       <w:tab/>
-      <w:t>2025-02-12</w:t>
+      <w:t>2025-02-13</w:t>
       <w:br/>
       <w:br/>
     </w:r>

--- a/klagomål/A 49016-2024 FSC-klagomål.docx
+++ b/klagomål/A 49016-2024 FSC-klagomål.docx
@@ -1137,7 +1137,7 @@
     <w:r>
       <w:tab/>
       <w:tab/>
-      <w:t>2025-02-13</w:t>
+      <w:t>2025-02-14</w:t>
       <w:br/>
       <w:br/>
     </w:r>

--- a/klagomål/A 49016-2024 FSC-klagomål.docx
+++ b/klagomål/A 49016-2024 FSC-klagomål.docx
@@ -1137,7 +1137,7 @@
     <w:r>
       <w:tab/>
       <w:tab/>
-      <w:t>2025-02-14</w:t>
+      <w:t>2025-02-15</w:t>
       <w:br/>
       <w:br/>
     </w:r>

--- a/klagomål/A 49016-2024 FSC-klagomål.docx
+++ b/klagomål/A 49016-2024 FSC-klagomål.docx
@@ -1137,7 +1137,7 @@
     <w:r>
       <w:tab/>
       <w:tab/>
-      <w:t>2025-02-15</w:t>
+      <w:t>2025-02-16</w:t>
       <w:br/>
       <w:br/>
     </w:r>

--- a/klagomål/A 49016-2024 FSC-klagomål.docx
+++ b/klagomål/A 49016-2024 FSC-klagomål.docx
@@ -1137,7 +1137,7 @@
     <w:r>
       <w:tab/>
       <w:tab/>
-      <w:t>2025-02-16</w:t>
+      <w:t>2025-02-17</w:t>
       <w:br/>
       <w:br/>
     </w:r>

--- a/klagomål/A 49016-2024 FSC-klagomål.docx
+++ b/klagomål/A 49016-2024 FSC-klagomål.docx
@@ -1137,7 +1137,7 @@
     <w:r>
       <w:tab/>
       <w:tab/>
-      <w:t>2025-02-17</w:t>
+      <w:t>2025-02-18</w:t>
       <w:br/>
       <w:br/>
     </w:r>

--- a/klagomål/A 49016-2024 FSC-klagomål.docx
+++ b/klagomål/A 49016-2024 FSC-klagomål.docx
@@ -1137,7 +1137,7 @@
     <w:r>
       <w:tab/>
       <w:tab/>
-      <w:t>2025-02-18</w:t>
+      <w:t>2025-02-19</w:t>
       <w:br/>
       <w:br/>
     </w:r>

--- a/klagomål/A 49016-2024 FSC-klagomål.docx
+++ b/klagomål/A 49016-2024 FSC-klagomål.docx
@@ -1137,7 +1137,7 @@
     <w:r>
       <w:tab/>
       <w:tab/>
-      <w:t>2025-03-02</w:t>
+      <w:t>2025-03-03</w:t>
       <w:br/>
       <w:br/>
     </w:r>

--- a/klagomål/A 49016-2024 FSC-klagomål.docx
+++ b/klagomål/A 49016-2024 FSC-klagomål.docx
@@ -1137,7 +1137,7 @@
     <w:r>
       <w:tab/>
       <w:tab/>
-      <w:t>2025-03-03</w:t>
+      <w:t>2025-03-04</w:t>
       <w:br/>
       <w:br/>
     </w:r>

--- a/klagomål/A 49016-2024 FSC-klagomål.docx
+++ b/klagomål/A 49016-2024 FSC-klagomål.docx
@@ -1137,7 +1137,7 @@
     <w:r>
       <w:tab/>
       <w:tab/>
-      <w:t>2025-03-04</w:t>
+      <w:t>2025-03-05</w:t>
       <w:br/>
       <w:br/>
     </w:r>

--- a/klagomål/A 49016-2024 FSC-klagomål.docx
+++ b/klagomål/A 49016-2024 FSC-klagomål.docx
@@ -1137,7 +1137,7 @@
     <w:r>
       <w:tab/>
       <w:tab/>
-      <w:t>2025-03-05</w:t>
+      <w:t>2025-03-06</w:t>
       <w:br/>
       <w:br/>
     </w:r>

--- a/klagomål/A 49016-2024 FSC-klagomål.docx
+++ b/klagomål/A 49016-2024 FSC-klagomål.docx
@@ -1137,7 +1137,7 @@
     <w:r>
       <w:tab/>
       <w:tab/>
-      <w:t>2025-03-06</w:t>
+      <w:t>2025-03-07</w:t>
       <w:br/>
       <w:br/>
     </w:r>

--- a/klagomål/A 49016-2024 FSC-klagomål.docx
+++ b/klagomål/A 49016-2024 FSC-klagomål.docx
@@ -1137,7 +1137,7 @@
     <w:r>
       <w:tab/>
       <w:tab/>
-      <w:t>2025-03-07</w:t>
+      <w:t>2025-03-08</w:t>
       <w:br/>
       <w:br/>
     </w:r>

--- a/klagomål/A 49016-2024 FSC-klagomål.docx
+++ b/klagomål/A 49016-2024 FSC-klagomål.docx
@@ -1137,7 +1137,7 @@
     <w:r>
       <w:tab/>
       <w:tab/>
-      <w:t>2025-03-08</w:t>
+      <w:t>2025-03-09</w:t>
       <w:br/>
       <w:br/>
     </w:r>

--- a/klagomål/A 49016-2024 FSC-klagomål.docx
+++ b/klagomål/A 49016-2024 FSC-klagomål.docx
@@ -1137,7 +1137,7 @@
     <w:r>
       <w:tab/>
       <w:tab/>
-      <w:t>2025-03-09</w:t>
+      <w:t>2025-03-10</w:t>
       <w:br/>
       <w:br/>
     </w:r>

--- a/klagomål/A 49016-2024 FSC-klagomål.docx
+++ b/klagomål/A 49016-2024 FSC-klagomål.docx
@@ -1137,7 +1137,7 @@
     <w:r>
       <w:tab/>
       <w:tab/>
-      <w:t>2025-03-10</w:t>
+      <w:t>2025-03-11</w:t>
       <w:br/>
       <w:br/>
     </w:r>

--- a/klagomål/A 49016-2024 FSC-klagomål.docx
+++ b/klagomål/A 49016-2024 FSC-klagomål.docx
@@ -1137,7 +1137,7 @@
     <w:r>
       <w:tab/>
       <w:tab/>
-      <w:t>2025-03-11</w:t>
+      <w:t>2025-03-12</w:t>
       <w:br/>
       <w:br/>
     </w:r>

--- a/klagomål/A 49016-2024 FSC-klagomål.docx
+++ b/klagomål/A 49016-2024 FSC-klagomål.docx
@@ -1137,7 +1137,7 @@
     <w:r>
       <w:tab/>
       <w:tab/>
-      <w:t>2025-03-12</w:t>
+      <w:t>2025-03-13</w:t>
       <w:br/>
       <w:br/>
     </w:r>

--- a/klagomål/A 49016-2024 FSC-klagomål.docx
+++ b/klagomål/A 49016-2024 FSC-klagomål.docx
@@ -1137,7 +1137,7 @@
     <w:r>
       <w:tab/>
       <w:tab/>
-      <w:t>2025-03-13</w:t>
+      <w:t>2025-03-14</w:t>
       <w:br/>
       <w:br/>
     </w:r>

--- a/klagomål/A 49016-2024 FSC-klagomål.docx
+++ b/klagomål/A 49016-2024 FSC-klagomål.docx
@@ -1137,7 +1137,7 @@
     <w:r>
       <w:tab/>
       <w:tab/>
-      <w:t>2025-03-14</w:t>
+      <w:t>2025-03-15</w:t>
       <w:br/>
       <w:br/>
     </w:r>

--- a/klagomål/A 49016-2024 FSC-klagomål.docx
+++ b/klagomål/A 49016-2024 FSC-klagomål.docx
@@ -1137,7 +1137,7 @@
     <w:r>
       <w:tab/>
       <w:tab/>
-      <w:t>2025-03-15</w:t>
+      <w:t>2025-03-16</w:t>
       <w:br/>
       <w:br/>
     </w:r>

--- a/klagomål/A 49016-2024 FSC-klagomål.docx
+++ b/klagomål/A 49016-2024 FSC-klagomål.docx
@@ -1137,7 +1137,7 @@
     <w:r>
       <w:tab/>
       <w:tab/>
-      <w:t>2025-03-16</w:t>
+      <w:t>2025-03-17</w:t>
       <w:br/>
       <w:br/>
     </w:r>

--- a/klagomål/A 49016-2024 FSC-klagomål.docx
+++ b/klagomål/A 49016-2024 FSC-klagomål.docx
@@ -1137,7 +1137,7 @@
     <w:r>
       <w:tab/>
       <w:tab/>
-      <w:t>2025-03-17</w:t>
+      <w:t>2025-03-18</w:t>
       <w:br/>
       <w:br/>
     </w:r>

--- a/klagomål/A 49016-2024 FSC-klagomål.docx
+++ b/klagomål/A 49016-2024 FSC-klagomål.docx
@@ -1137,7 +1137,7 @@
     <w:r>
       <w:tab/>
       <w:tab/>
-      <w:t>2025-03-18</w:t>
+      <w:t>2025-03-19</w:t>
       <w:br/>
       <w:br/>
     </w:r>

--- a/klagomål/A 49016-2024 FSC-klagomål.docx
+++ b/klagomål/A 49016-2024 FSC-klagomål.docx
@@ -1137,7 +1137,7 @@
     <w:r>
       <w:tab/>
       <w:tab/>
-      <w:t>2025-03-19</w:t>
+      <w:t>2025-03-20</w:t>
       <w:br/>
       <w:br/>
     </w:r>

--- a/klagomål/A 49016-2024 FSC-klagomål.docx
+++ b/klagomål/A 49016-2024 FSC-klagomål.docx
@@ -1137,7 +1137,7 @@
     <w:r>
       <w:tab/>
       <w:tab/>
-      <w:t>2025-03-20</w:t>
+      <w:t>2025-03-21</w:t>
       <w:br/>
       <w:br/>
     </w:r>

--- a/klagomål/A 49016-2024 FSC-klagomål.docx
+++ b/klagomål/A 49016-2024 FSC-klagomål.docx
@@ -1137,7 +1137,7 @@
     <w:r>
       <w:tab/>
       <w:tab/>
-      <w:t>2025-03-21</w:t>
+      <w:t>2025-03-22</w:t>
       <w:br/>
       <w:br/>
     </w:r>

--- a/klagomål/A 49016-2024 FSC-klagomål.docx
+++ b/klagomål/A 49016-2024 FSC-klagomål.docx
@@ -1137,7 +1137,7 @@
     <w:r>
       <w:tab/>
       <w:tab/>
-      <w:t>2025-03-22</w:t>
+      <w:t>2025-03-23</w:t>
       <w:br/>
       <w:br/>
     </w:r>

--- a/klagomål/A 49016-2024 FSC-klagomål.docx
+++ b/klagomål/A 49016-2024 FSC-klagomål.docx
@@ -1137,7 +1137,7 @@
     <w:r>
       <w:tab/>
       <w:tab/>
-      <w:t>2025-03-23</w:t>
+      <w:t>2025-03-24</w:t>
       <w:br/>
       <w:br/>
     </w:r>

--- a/klagomål/A 49016-2024 FSC-klagomål.docx
+++ b/klagomål/A 49016-2024 FSC-klagomål.docx
@@ -1137,7 +1137,7 @@
     <w:r>
       <w:tab/>
       <w:tab/>
-      <w:t>2025-03-24</w:t>
+      <w:t>2025-03-25</w:t>
       <w:br/>
       <w:br/>
     </w:r>

--- a/klagomål/A 49016-2024 FSC-klagomål.docx
+++ b/klagomål/A 49016-2024 FSC-klagomål.docx
@@ -1137,7 +1137,7 @@
     <w:r>
       <w:tab/>
       <w:tab/>
-      <w:t>2025-03-25</w:t>
+      <w:t>2025-03-26</w:t>
       <w:br/>
       <w:br/>
     </w:r>

--- a/klagomål/A 49016-2024 FSC-klagomål.docx
+++ b/klagomål/A 49016-2024 FSC-klagomål.docx
@@ -1137,7 +1137,7 @@
     <w:r>
       <w:tab/>
       <w:tab/>
-      <w:t>2025-03-26</w:t>
+      <w:t>2025-03-27</w:t>
       <w:br/>
       <w:br/>
     </w:r>

--- a/klagomål/A 49016-2024 FSC-klagomål.docx
+++ b/klagomål/A 49016-2024 FSC-klagomål.docx
@@ -1137,7 +1137,7 @@
     <w:r>
       <w:tab/>
       <w:tab/>
-      <w:t>2025-03-27</w:t>
+      <w:t>2025-03-28</w:t>
       <w:br/>
       <w:br/>
     </w:r>

--- a/klagomål/A 49016-2024 FSC-klagomål.docx
+++ b/klagomål/A 49016-2024 FSC-klagomål.docx
@@ -1137,7 +1137,7 @@
     <w:r>
       <w:tab/>
       <w:tab/>
-      <w:t>2025-03-28</w:t>
+      <w:t>2025-03-29</w:t>
       <w:br/>
       <w:br/>
     </w:r>

--- a/klagomål/A 49016-2024 FSC-klagomål.docx
+++ b/klagomål/A 49016-2024 FSC-klagomål.docx
@@ -1137,7 +1137,7 @@
     <w:r>
       <w:tab/>
       <w:tab/>
-      <w:t>2025-04-02</w:t>
+      <w:t>2025-04-03</w:t>
       <w:br/>
       <w:br/>
     </w:r>

--- a/klagomål/A 49016-2024 FSC-klagomål.docx
+++ b/klagomål/A 49016-2024 FSC-klagomål.docx
@@ -1137,7 +1137,7 @@
     <w:r>
       <w:tab/>
       <w:tab/>
-      <w:t>2025-04-03</w:t>
+      <w:t>2025-04-05</w:t>
       <w:br/>
       <w:br/>
     </w:r>

--- a/klagomål/A 49016-2024 FSC-klagomål.docx
+++ b/klagomål/A 49016-2024 FSC-klagomål.docx
@@ -1137,7 +1137,7 @@
     <w:r>
       <w:tab/>
       <w:tab/>
-      <w:t>2025-04-05</w:t>
+      <w:t>2025-04-06</w:t>
       <w:br/>
       <w:br/>
     </w:r>

--- a/klagomål/A 49016-2024 FSC-klagomål.docx
+++ b/klagomål/A 49016-2024 FSC-klagomål.docx
@@ -1137,7 +1137,7 @@
     <w:r>
       <w:tab/>
       <w:tab/>
-      <w:t>2025-04-06</w:t>
+      <w:t>2025-04-07</w:t>
       <w:br/>
       <w:br/>
     </w:r>

--- a/klagomål/A 49016-2024 FSC-klagomål.docx
+++ b/klagomål/A 49016-2024 FSC-klagomål.docx
@@ -1137,7 +1137,7 @@
     <w:r>
       <w:tab/>
       <w:tab/>
-      <w:t>2025-04-07</w:t>
+      <w:t>2025-04-08</w:t>
       <w:br/>
       <w:br/>
     </w:r>

--- a/klagomål/A 49016-2024 FSC-klagomål.docx
+++ b/klagomål/A 49016-2024 FSC-klagomål.docx
@@ -1137,7 +1137,7 @@
     <w:r>
       <w:tab/>
       <w:tab/>
-      <w:t>2025-04-08</w:t>
+      <w:t>2025-04-09</w:t>
       <w:br/>
       <w:br/>
     </w:r>

--- a/klagomål/A 49016-2024 FSC-klagomål.docx
+++ b/klagomål/A 49016-2024 FSC-klagomål.docx
@@ -251,6 +251,17 @@
         <w:rPr>
           <w:b/>
         </w:rPr>
+        <w:t>Garnlav (NT)</w:t>
+      </w:r>
+      <w:r>
+        <w:t xml:space="preserve"> är en utpräglad barrskogsart som ibland kan drapera träden i norrländska grannaturskogar med hög luftfuktighet. Den förekommer även i talldominerade bestånd där den, förutom i trädens grenverk, påträffas hängande över ojämnheter i tallbarken. Arten har minskat starkt i södra och mellersta Sverige och den minskar även i sitt nordliga utbredningsområde. Orsaken till tillbakagången beror främst på slutavverkningar av naturskogsartade skogar. Bestånd med riklig förekomst bör regelmässigt sparas. Garnlav är värdväxt för den mycket sällsynta och akut hotade fjärilen barrskogslavfly (CR) som hör hemma i boreala barrskogar med riklig förekomst av värdväxten. Tidigare kunde arten konstateras årligen på flera platser vid Dala-Floda i Dalarna innan lokalerna kalavverkades. Senaste fyndet i landet av barrskogslavfly är från år 2000 då den påträffades vid Högberget i Sollefteå kommun (SLU Artdatabanken, 2024).</w:t>
+      </w:r>
+    </w:p>
+    <w:p>
+      <w:r>
+        <w:rPr>
+          <w:b/>
+        </w:rPr>
         <w:t>Lunglav (NT)</w:t>
       </w:r>
       <w:r>
@@ -275,6 +286,35 @@
       </w:r>
       <w:r>
         <w:t xml:space="preserve"> (EN), som växer på stuplav (SLU Artdatabanken, 2024; Nitare &amp; Skogsstyrelsen, 2019).</w:t>
+      </w:r>
+    </w:p>
+    <w:p>
+      <w:r>
+        <w:rPr>
+          <w:b/>
+        </w:rPr>
+        <w:t>Ullticka (NT)</w:t>
+      </w:r>
+      <w:r>
+        <w:t xml:space="preserve"> är knuten till restbestånd av barrnaturskog och förekommer med ett tydligt optimum i orörda eller måttligt påverkade gamla granskogar där det föreligger viss kontinuitet av grov död ved. Ullticka är en bra signalart inom hela sitt utbredningsområde och i södra Sverige är den sällsynt och en god signalart för skyddsvärda granskogsmiljöer. Den hotas av avverkning och fragmentering av naturskog och äldre granskog med lång trädkontinuitet. På ullticka kan ibland ulltickeporing (VU) påträffas - det är en sällsynt ticka som nyligen delats upp i tre olika arter: </w:t>
+      </w:r>
+      <w:r>
+        <w:rPr>
+          <w:i/>
+        </w:rPr>
+        <w:t xml:space="preserve">Skeletocutis brevispora </w:t>
+      </w:r>
+      <w:r>
+        <w:t>(ulltickeporing)</w:t>
+      </w:r>
+      <w:r>
+        <w:rPr>
+          <w:i/>
+        </w:rPr>
+        <w:t>, Skeletocutis delicata och Skeletocutis exilis</w:t>
+      </w:r>
+      <w:r>
+        <w:t>. De två sistnämnda arterna står för närvarande (2020) som ej bedömda i rödlistan (SLU Artdatabanken, 2024; Nitare &amp; Skogsstyrelsen, 2019; Miettinen &amp; Niemelä, 2018).</w:t>
       </w:r>
     </w:p>
     <w:p>
@@ -792,7 +832,7 @@
         <w:t xml:space="preserve">Level and pattern of overstory retention interact to shape long-term responses of understories to timber harvest. </w:t>
       </w:r>
       <w:r>
-        <w:t xml:space="preserve">Ecological Applications, 22, 2049–2064 </w:t>
+        <w:t>Ecological Applications, 22, 2049–2064</w:t>
       </w:r>
     </w:p>
     <w:p>
@@ -1137,7 +1177,7 @@
     <w:r>
       <w:tab/>
       <w:tab/>
-      <w:t>2025-04-09</w:t>
+      <w:t>2025-04-10</w:t>
       <w:br/>
       <w:br/>
     </w:r>

--- a/klagomål/A 49016-2024 FSC-klagomål.docx
+++ b/klagomål/A 49016-2024 FSC-klagomål.docx
@@ -1177,7 +1177,7 @@
     <w:r>
       <w:tab/>
       <w:tab/>
-      <w:t>2025-04-10</w:t>
+      <w:t>2025-04-11</w:t>
       <w:br/>
       <w:br/>
     </w:r>

--- a/klagomål/A 49016-2024 FSC-klagomål.docx
+++ b/klagomål/A 49016-2024 FSC-klagomål.docx
@@ -1177,7 +1177,7 @@
     <w:r>
       <w:tab/>
       <w:tab/>
-      <w:t>2025-04-11</w:t>
+      <w:t>2025-04-12</w:t>
       <w:br/>
       <w:br/>
     </w:r>

--- a/klagomål/A 49016-2024 FSC-klagomål.docx
+++ b/klagomål/A 49016-2024 FSC-klagomål.docx
@@ -1177,7 +1177,7 @@
     <w:r>
       <w:tab/>
       <w:tab/>
-      <w:t>2025-04-12</w:t>
+      <w:t>2025-04-13</w:t>
       <w:br/>
       <w:br/>
     </w:r>

--- a/klagomål/A 49016-2024 FSC-klagomål.docx
+++ b/klagomål/A 49016-2024 FSC-klagomål.docx
@@ -1177,7 +1177,7 @@
     <w:r>
       <w:tab/>
       <w:tab/>
-      <w:t>2025-04-13</w:t>
+      <w:t>2025-04-14</w:t>
       <w:br/>
       <w:br/>
     </w:r>

--- a/klagomål/A 49016-2024 FSC-klagomål.docx
+++ b/klagomål/A 49016-2024 FSC-klagomål.docx
@@ -1177,7 +1177,7 @@
     <w:r>
       <w:tab/>
       <w:tab/>
-      <w:t>2025-04-14</w:t>
+      <w:t>2025-04-15</w:t>
       <w:br/>
       <w:br/>
     </w:r>

--- a/klagomål/A 49016-2024 FSC-klagomål.docx
+++ b/klagomål/A 49016-2024 FSC-klagomål.docx
@@ -1177,7 +1177,7 @@
     <w:r>
       <w:tab/>
       <w:tab/>
-      <w:t>2025-04-15</w:t>
+      <w:t>2025-04-16</w:t>
       <w:br/>
       <w:br/>
     </w:r>

--- a/klagomål/A 49016-2024 FSC-klagomål.docx
+++ b/klagomål/A 49016-2024 FSC-klagomål.docx
@@ -1177,7 +1177,7 @@
     <w:r>
       <w:tab/>
       <w:tab/>
-      <w:t>2025-04-16</w:t>
+      <w:t>2025-04-17</w:t>
       <w:br/>
       <w:br/>
     </w:r>

--- a/klagomål/A 49016-2024 FSC-klagomål.docx
+++ b/klagomål/A 49016-2024 FSC-klagomål.docx
@@ -1177,7 +1177,7 @@
     <w:r>
       <w:tab/>
       <w:tab/>
-      <w:t>2025-04-17</w:t>
+      <w:t>2025-04-18</w:t>
       <w:br/>
       <w:br/>
     </w:r>

--- a/klagomål/A 49016-2024 FSC-klagomål.docx
+++ b/klagomål/A 49016-2024 FSC-klagomål.docx
@@ -1177,7 +1177,7 @@
     <w:r>
       <w:tab/>
       <w:tab/>
-      <w:t>2025-04-18</w:t>
+      <w:t>2025-04-19</w:t>
       <w:br/>
       <w:br/>
     </w:r>

--- a/klagomål/A 49016-2024 FSC-klagomål.docx
+++ b/klagomål/A 49016-2024 FSC-klagomål.docx
@@ -1177,7 +1177,7 @@
     <w:r>
       <w:tab/>
       <w:tab/>
-      <w:t>2025-05-03</w:t>
+      <w:t>2025-05-04</w:t>
       <w:br/>
       <w:br/>
     </w:r>

--- a/klagomål/A 49016-2024 FSC-klagomål.docx
+++ b/klagomål/A 49016-2024 FSC-klagomål.docx
@@ -1177,7 +1177,7 @@
     <w:r>
       <w:tab/>
       <w:tab/>
-      <w:t>2025-05-04</w:t>
+      <w:t>2025-05-06</w:t>
       <w:br/>
       <w:br/>
     </w:r>

--- a/klagomål/A 49016-2024 FSC-klagomål.docx
+++ b/klagomål/A 49016-2024 FSC-klagomål.docx
@@ -1177,7 +1177,7 @@
     <w:r>
       <w:tab/>
       <w:tab/>
-      <w:t>2025-05-06</w:t>
+      <w:t>2025-05-07</w:t>
       <w:br/>
       <w:br/>
     </w:r>

--- a/klagomål/A 49016-2024 FSC-klagomål.docx
+++ b/klagomål/A 49016-2024 FSC-klagomål.docx
@@ -1177,7 +1177,7 @@
     <w:r>
       <w:tab/>
       <w:tab/>
-      <w:t>2025-05-07</w:t>
+      <w:t>2025-05-08</w:t>
       <w:br/>
       <w:br/>
     </w:r>

--- a/klagomål/A 49016-2024 FSC-klagomål.docx
+++ b/klagomål/A 49016-2024 FSC-klagomål.docx
@@ -1177,7 +1177,7 @@
     <w:r>
       <w:tab/>
       <w:tab/>
-      <w:t>2025-05-08</w:t>
+      <w:t>2025-05-09</w:t>
       <w:br/>
       <w:br/>
     </w:r>

--- a/klagomål/A 49016-2024 FSC-klagomål.docx
+++ b/klagomål/A 49016-2024 FSC-klagomål.docx
@@ -1177,7 +1177,7 @@
     <w:r>
       <w:tab/>
       <w:tab/>
-      <w:t>2025-05-09</w:t>
+      <w:t>2025-05-10</w:t>
       <w:br/>
       <w:br/>
     </w:r>

--- a/klagomål/A 49016-2024 FSC-klagomål.docx
+++ b/klagomål/A 49016-2024 FSC-klagomål.docx
@@ -1177,7 +1177,7 @@
     <w:r>
       <w:tab/>
       <w:tab/>
-      <w:t>2025-05-10</w:t>
+      <w:t>2025-05-11</w:t>
       <w:br/>
       <w:br/>
     </w:r>

--- a/klagomål/A 49016-2024 FSC-klagomål.docx
+++ b/klagomål/A 49016-2024 FSC-klagomål.docx
@@ -1177,7 +1177,7 @@
     <w:r>
       <w:tab/>
       <w:tab/>
-      <w:t>2025-05-11</w:t>
+      <w:t>2025-05-12</w:t>
       <w:br/>
       <w:br/>
     </w:r>

--- a/klagomål/A 49016-2024 FSC-klagomål.docx
+++ b/klagomål/A 49016-2024 FSC-klagomål.docx
@@ -1177,7 +1177,7 @@
     <w:r>
       <w:tab/>
       <w:tab/>
-      <w:t>2025-05-12</w:t>
+      <w:t>2025-05-13</w:t>
       <w:br/>
       <w:br/>
     </w:r>

--- a/klagomål/A 49016-2024 FSC-klagomål.docx
+++ b/klagomål/A 49016-2024 FSC-klagomål.docx
@@ -1177,7 +1177,7 @@
     <w:r>
       <w:tab/>
       <w:tab/>
-      <w:t>2025-05-13</w:t>
+      <w:t>2025-05-14</w:t>
       <w:br/>
       <w:br/>
     </w:r>

--- a/klagomål/A 49016-2024 FSC-klagomål.docx
+++ b/klagomål/A 49016-2024 FSC-klagomål.docx
@@ -1177,7 +1177,7 @@
     <w:r>
       <w:tab/>
       <w:tab/>
-      <w:t>2025-05-14</w:t>
+      <w:t>2025-05-15</w:t>
       <w:br/>
       <w:br/>
     </w:r>

--- a/klagomål/A 49016-2024 FSC-klagomål.docx
+++ b/klagomål/A 49016-2024 FSC-klagomål.docx
@@ -1177,7 +1177,7 @@
     <w:r>
       <w:tab/>
       <w:tab/>
-      <w:t>2025-05-15</w:t>
+      <w:t>2025-05-16</w:t>
       <w:br/>
       <w:br/>
     </w:r>

--- a/klagomål/A 49016-2024 FSC-klagomål.docx
+++ b/klagomål/A 49016-2024 FSC-klagomål.docx
@@ -1177,7 +1177,7 @@
     <w:r>
       <w:tab/>
       <w:tab/>
-      <w:t>2025-05-16</w:t>
+      <w:t>2025-05-17</w:t>
       <w:br/>
       <w:br/>
     </w:r>

--- a/klagomål/A 49016-2024 FSC-klagomål.docx
+++ b/klagomål/A 49016-2024 FSC-klagomål.docx
@@ -1177,7 +1177,7 @@
     <w:r>
       <w:tab/>
       <w:tab/>
-      <w:t>2025-05-17</w:t>
+      <w:t>2025-05-18</w:t>
       <w:br/>
       <w:br/>
     </w:r>

--- a/klagomål/A 49016-2024 FSC-klagomål.docx
+++ b/klagomål/A 49016-2024 FSC-klagomål.docx
@@ -1177,7 +1177,7 @@
     <w:r>
       <w:tab/>
       <w:tab/>
-      <w:t>2025-05-18</w:t>
+      <w:t>2025-05-19</w:t>
       <w:br/>
       <w:br/>
     </w:r>

--- a/klagomål/A 49016-2024 FSC-klagomål.docx
+++ b/klagomål/A 49016-2024 FSC-klagomål.docx
@@ -1177,7 +1177,7 @@
     <w:r>
       <w:tab/>
       <w:tab/>
-      <w:t>2025-05-19</w:t>
+      <w:t>2025-05-20</w:t>
       <w:br/>
       <w:br/>
     </w:r>

--- a/klagomål/A 49016-2024 FSC-klagomål.docx
+++ b/klagomål/A 49016-2024 FSC-klagomål.docx
@@ -1177,7 +1177,7 @@
     <w:r>
       <w:tab/>
       <w:tab/>
-      <w:t>2025-05-20</w:t>
+      <w:t>2025-05-21</w:t>
       <w:br/>
       <w:br/>
     </w:r>

--- a/klagomål/A 49016-2024 FSC-klagomål.docx
+++ b/klagomål/A 49016-2024 FSC-klagomål.docx
@@ -1177,7 +1177,7 @@
     <w:r>
       <w:tab/>
       <w:tab/>
-      <w:t>2025-05-21</w:t>
+      <w:t>2025-05-22</w:t>
       <w:br/>
       <w:br/>
     </w:r>

--- a/klagomål/A 49016-2024 FSC-klagomål.docx
+++ b/klagomål/A 49016-2024 FSC-klagomål.docx
@@ -1177,7 +1177,7 @@
     <w:r>
       <w:tab/>
       <w:tab/>
-      <w:t>2025-05-22</w:t>
+      <w:t>2025-05-23</w:t>
       <w:br/>
       <w:br/>
     </w:r>

--- a/klagomål/A 49016-2024 FSC-klagomål.docx
+++ b/klagomål/A 49016-2024 FSC-klagomål.docx
@@ -1177,7 +1177,7 @@
     <w:r>
       <w:tab/>
       <w:tab/>
-      <w:t>2025-05-23</w:t>
+      <w:t>2025-05-24</w:t>
       <w:br/>
       <w:br/>
     </w:r>

--- a/klagomål/A 49016-2024 FSC-klagomål.docx
+++ b/klagomål/A 49016-2024 FSC-klagomål.docx
@@ -1177,7 +1177,7 @@
     <w:r>
       <w:tab/>
       <w:tab/>
-      <w:t>2025-05-24</w:t>
+      <w:t>2025-05-25</w:t>
       <w:br/>
       <w:br/>
     </w:r>

--- a/klagomål/A 49016-2024 FSC-klagomål.docx
+++ b/klagomål/A 49016-2024 FSC-klagomål.docx
@@ -1177,7 +1177,7 @@
     <w:r>
       <w:tab/>
       <w:tab/>
-      <w:t>2025-05-25</w:t>
+      <w:t>2025-05-26</w:t>
       <w:br/>
       <w:br/>
     </w:r>

--- a/klagomål/A 49016-2024 FSC-klagomål.docx
+++ b/klagomål/A 49016-2024 FSC-klagomål.docx
@@ -1177,7 +1177,7 @@
     <w:r>
       <w:tab/>
       <w:tab/>
-      <w:t>2025-05-26</w:t>
+      <w:t>2025-05-27</w:t>
       <w:br/>
       <w:br/>
     </w:r>

--- a/klagomål/A 49016-2024 FSC-klagomål.docx
+++ b/klagomål/A 49016-2024 FSC-klagomål.docx
@@ -1177,7 +1177,7 @@
     <w:r>
       <w:tab/>
       <w:tab/>
-      <w:t>2025-05-27</w:t>
+      <w:t>2025-05-30</w:t>
       <w:br/>
       <w:br/>
     </w:r>

--- a/klagomål/A 49016-2024 FSC-klagomål.docx
+++ b/klagomål/A 49016-2024 FSC-klagomål.docx
@@ -1177,7 +1177,7 @@
     <w:r>
       <w:tab/>
       <w:tab/>
-      <w:t>2025-05-30</w:t>
+      <w:t>2025-06-01</w:t>
       <w:br/>
       <w:br/>
     </w:r>

--- a/klagomål/A 49016-2024 FSC-klagomål.docx
+++ b/klagomål/A 49016-2024 FSC-klagomål.docx
@@ -1177,7 +1177,7 @@
     <w:r>
       <w:tab/>
       <w:tab/>
-      <w:t>2025-06-01</w:t>
+      <w:t>2025-06-02</w:t>
       <w:br/>
       <w:br/>
     </w:r>

--- a/klagomål/A 49016-2024 FSC-klagomål.docx
+++ b/klagomål/A 49016-2024 FSC-klagomål.docx
@@ -1177,7 +1177,7 @@
     <w:r>
       <w:tab/>
       <w:tab/>
-      <w:t>2025-06-02</w:t>
+      <w:t>2025-06-03</w:t>
       <w:br/>
       <w:br/>
     </w:r>

--- a/klagomål/A 49016-2024 FSC-klagomål.docx
+++ b/klagomål/A 49016-2024 FSC-klagomål.docx
@@ -1177,7 +1177,7 @@
     <w:r>
       <w:tab/>
       <w:tab/>
-      <w:t>2025-06-03</w:t>
+      <w:t>2025-06-04</w:t>
       <w:br/>
       <w:br/>
     </w:r>

--- a/klagomål/A 49016-2024 FSC-klagomål.docx
+++ b/klagomål/A 49016-2024 FSC-klagomål.docx
@@ -1177,7 +1177,7 @@
     <w:r>
       <w:tab/>
       <w:tab/>
-      <w:t>2025-06-04</w:t>
+      <w:t>2025-06-05</w:t>
       <w:br/>
       <w:br/>
     </w:r>

--- a/klagomål/A 49016-2024 FSC-klagomål.docx
+++ b/klagomål/A 49016-2024 FSC-klagomål.docx
@@ -1177,7 +1177,7 @@
     <w:r>
       <w:tab/>
       <w:tab/>
-      <w:t>2025-06-13</w:t>
+      <w:t>2025-06-15</w:t>
       <w:br/>
       <w:br/>
     </w:r>

--- a/klagomål/A 49016-2024 FSC-klagomål.docx
+++ b/klagomål/A 49016-2024 FSC-klagomål.docx
@@ -1177,7 +1177,7 @@
     <w:r>
       <w:tab/>
       <w:tab/>
-      <w:t>2025-06-15</w:t>
+      <w:t>2025-06-16</w:t>
       <w:br/>
       <w:br/>
     </w:r>

--- a/klagomål/A 49016-2024 FSC-klagomål.docx
+++ b/klagomål/A 49016-2024 FSC-klagomål.docx
@@ -1177,7 +1177,7 @@
     <w:r>
       <w:tab/>
       <w:tab/>
-      <w:t>2025-06-16</w:t>
+      <w:t>2025-06-17</w:t>
       <w:br/>
       <w:br/>
     </w:r>

--- a/klagomål/A 49016-2024 FSC-klagomål.docx
+++ b/klagomål/A 49016-2024 FSC-klagomål.docx
@@ -1177,7 +1177,7 @@
     <w:r>
       <w:tab/>
       <w:tab/>
-      <w:t>2025-06-17</w:t>
+      <w:t>2025-06-18</w:t>
       <w:br/>
       <w:br/>
     </w:r>

--- a/klagomål/A 49016-2024 FSC-klagomål.docx
+++ b/klagomål/A 49016-2024 FSC-klagomål.docx
@@ -1177,7 +1177,7 @@
     <w:r>
       <w:tab/>
       <w:tab/>
-      <w:t>2025-06-18</w:t>
+      <w:t>2025-06-19</w:t>
       <w:br/>
       <w:br/>
     </w:r>

--- a/klagomål/A 49016-2024 FSC-klagomål.docx
+++ b/klagomål/A 49016-2024 FSC-klagomål.docx
@@ -1177,7 +1177,7 @@
     <w:r>
       <w:tab/>
       <w:tab/>
-      <w:t>2025-06-19</w:t>
+      <w:t>2025-06-20</w:t>
       <w:br/>
       <w:br/>
     </w:r>

--- a/klagomål/A 49016-2024 FSC-klagomål.docx
+++ b/klagomål/A 49016-2024 FSC-klagomål.docx
@@ -1177,7 +1177,7 @@
     <w:r>
       <w:tab/>
       <w:tab/>
-      <w:t>2025-06-20</w:t>
+      <w:t>2025-06-21</w:t>
       <w:br/>
       <w:br/>
     </w:r>

--- a/klagomål/A 49016-2024 FSC-klagomål.docx
+++ b/klagomål/A 49016-2024 FSC-klagomål.docx
@@ -1177,7 +1177,7 @@
     <w:r>
       <w:tab/>
       <w:tab/>
-      <w:t>2025-06-21</w:t>
+      <w:t>2025-06-22</w:t>
       <w:br/>
       <w:br/>
     </w:r>

--- a/klagomål/A 49016-2024 FSC-klagomål.docx
+++ b/klagomål/A 49016-2024 FSC-klagomål.docx
@@ -1177,7 +1177,7 @@
     <w:r>
       <w:tab/>
       <w:tab/>
-      <w:t>2025-06-22</w:t>
+      <w:t>2025-06-23</w:t>
       <w:br/>
       <w:br/>
     </w:r>

--- a/klagomål/A 49016-2024 FSC-klagomål.docx
+++ b/klagomål/A 49016-2024 FSC-klagomål.docx
@@ -1177,7 +1177,7 @@
     <w:r>
       <w:tab/>
       <w:tab/>
-      <w:t>2025-06-23</w:t>
+      <w:t>2025-06-24</w:t>
       <w:br/>
       <w:br/>
     </w:r>

--- a/klagomål/A 49016-2024 FSC-klagomål.docx
+++ b/klagomål/A 49016-2024 FSC-klagomål.docx
@@ -1177,7 +1177,7 @@
     <w:r>
       <w:tab/>
       <w:tab/>
-      <w:t>2025-06-24</w:t>
+      <w:t>2025-06-25</w:t>
       <w:br/>
       <w:br/>
     </w:r>

--- a/klagomål/A 49016-2024 FSC-klagomål.docx
+++ b/klagomål/A 49016-2024 FSC-klagomål.docx
@@ -1177,7 +1177,7 @@
     <w:r>
       <w:tab/>
       <w:tab/>
-      <w:t>2025-06-25</w:t>
+      <w:t>2025-06-26</w:t>
       <w:br/>
       <w:br/>
     </w:r>

--- a/klagomål/A 49016-2024 FSC-klagomål.docx
+++ b/klagomål/A 49016-2024 FSC-klagomål.docx
@@ -1177,7 +1177,7 @@
     <w:r>
       <w:tab/>
       <w:tab/>
-      <w:t>2025-06-26</w:t>
+      <w:t>2025-06-27</w:t>
       <w:br/>
       <w:br/>
     </w:r>

--- a/klagomål/A 49016-2024 FSC-klagomål.docx
+++ b/klagomål/A 49016-2024 FSC-klagomål.docx
@@ -1177,7 +1177,7 @@
     <w:r>
       <w:tab/>
       <w:tab/>
-      <w:t>2025-06-27</w:t>
+      <w:t>2025-06-28</w:t>
       <w:br/>
       <w:br/>
     </w:r>

--- a/klagomål/A 49016-2024 FSC-klagomål.docx
+++ b/klagomål/A 49016-2024 FSC-klagomål.docx
@@ -1177,7 +1177,7 @@
     <w:r>
       <w:tab/>
       <w:tab/>
-      <w:t>2025-06-28</w:t>
+      <w:t>2025-06-29</w:t>
       <w:br/>
       <w:br/>
     </w:r>

--- a/klagomål/A 49016-2024 FSC-klagomål.docx
+++ b/klagomål/A 49016-2024 FSC-klagomål.docx
@@ -1177,7 +1177,7 @@
     <w:r>
       <w:tab/>
       <w:tab/>
-      <w:t>2025-06-29</w:t>
+      <w:t>2025-06-30</w:t>
       <w:br/>
       <w:br/>
     </w:r>

--- a/klagomål/A 49016-2024 FSC-klagomål.docx
+++ b/klagomål/A 49016-2024 FSC-klagomål.docx
@@ -1177,7 +1177,7 @@
     <w:r>
       <w:tab/>
       <w:tab/>
-      <w:t>2025-06-30</w:t>
+      <w:t>2025-07-01</w:t>
       <w:br/>
       <w:br/>
     </w:r>

--- a/klagomål/A 49016-2024 FSC-klagomål.docx
+++ b/klagomål/A 49016-2024 FSC-klagomål.docx
@@ -1177,7 +1177,7 @@
     <w:r>
       <w:tab/>
       <w:tab/>
-      <w:t>2025-07-01</w:t>
+      <w:t>2025-07-02</w:t>
       <w:br/>
       <w:br/>
     </w:r>

--- a/klagomål/A 49016-2024 FSC-klagomål.docx
+++ b/klagomål/A 49016-2024 FSC-klagomål.docx
@@ -1177,7 +1177,7 @@
     <w:r>
       <w:tab/>
       <w:tab/>
-      <w:t>2025-07-02</w:t>
+      <w:t>2025-07-03</w:t>
       <w:br/>
       <w:br/>
     </w:r>

--- a/klagomål/A 49016-2024 FSC-klagomål.docx
+++ b/klagomål/A 49016-2024 FSC-klagomål.docx
@@ -1177,7 +1177,7 @@
     <w:r>
       <w:tab/>
       <w:tab/>
-      <w:t>2025-07-03</w:t>
+      <w:t>2025-07-04</w:t>
       <w:br/>
       <w:br/>
     </w:r>

--- a/klagomål/A 49016-2024 FSC-klagomål.docx
+++ b/klagomål/A 49016-2024 FSC-klagomål.docx
@@ -1177,7 +1177,7 @@
     <w:r>
       <w:tab/>
       <w:tab/>
-      <w:t>2025-07-04</w:t>
+      <w:t>2025-07-05</w:t>
       <w:br/>
       <w:br/>
     </w:r>

--- a/klagomål/A 49016-2024 FSC-klagomål.docx
+++ b/klagomål/A 49016-2024 FSC-klagomål.docx
@@ -1177,7 +1177,7 @@
     <w:r>
       <w:tab/>
       <w:tab/>
-      <w:t>2025-07-05</w:t>
+      <w:t>2025-07-06</w:t>
       <w:br/>
       <w:br/>
     </w:r>

--- a/klagomål/A 49016-2024 FSC-klagomål.docx
+++ b/klagomål/A 49016-2024 FSC-klagomål.docx
@@ -1177,7 +1177,7 @@
     <w:r>
       <w:tab/>
       <w:tab/>
-      <w:t>2025-07-06</w:t>
+      <w:t>2025-07-07</w:t>
       <w:br/>
       <w:br/>
     </w:r>

--- a/klagomål/A 49016-2024 FSC-klagomål.docx
+++ b/klagomål/A 49016-2024 FSC-klagomål.docx
@@ -1177,7 +1177,7 @@
     <w:r>
       <w:tab/>
       <w:tab/>
-      <w:t>2025-07-07</w:t>
+      <w:t>2025-07-08</w:t>
       <w:br/>
       <w:br/>
     </w:r>

--- a/klagomål/A 49016-2024 FSC-klagomål.docx
+++ b/klagomål/A 49016-2024 FSC-klagomål.docx
@@ -265,7 +265,25 @@
         <w:t>Lunglav (NT)</w:t>
       </w:r>
       <w:r>
-        <w:t xml:space="preserve"> är en av vårt lands främsta signalarter som överallt indikerar gamla lövträd, skogsbestånd med höga naturvärden och ekosystem med lång skoglig kontinuitet. Lokalt kan förekomsten vara mycket riklig men den hittas nästan enbart i gamla och ej slutavverkade skogar. Artens samtliga förekomster bör uppmärksammas från naturvårdssynpunkt, då många lokaler även hyser andra ovanliga och rödlistade arter. Rikliga förekomster bör skyddas med biotopskydd, frivilliga avsättningar eller reservat (SLU Artdatabanken, 2024; Nitare &amp; Skogsstyrelsen, 2019).</w:t>
+        <w:t xml:space="preserve"> är en av vårt lands främsta signalarter som överallt indikerar gamla lövträd, skogsbestånd med höga naturvärden och ekosystem med lång skoglig kontinuitet. Lokalt kan förekomsten vara mycket riklig men den hittas nästan enbart i gamla och ej slutavverkade skogar. Artens samtliga förekomster bör uppmärksammas från naturvårdssynpunkt, då många lokaler även hyser andra ovanliga och rödlistade arter. Rikliga förekomster bör skyddas med biotopskydd, frivilliga avsättningar eller reservat. Det finns ett antal sällsynta lavparasiter som växer på lunglav: lunglavsknapp (VU), skrovelmössing (DD), lunglavshårprick (DD), </w:t>
+      </w:r>
+      <w:r>
+        <w:rPr>
+          <w:i/>
+        </w:rPr>
+        <w:t>Calycina alstrupii</w:t>
+      </w:r>
+      <w:r>
+        <w:t xml:space="preserve"> (NA) och </w:t>
+      </w:r>
+      <w:r>
+        <w:rPr>
+          <w:i/>
+        </w:rPr>
+        <w:t>Chalara lobariae</w:t>
+      </w:r>
+      <w:r>
+        <w:t xml:space="preserve"> (NA) (SLU Artdatabanken, 2025; SLU Artdatabanken, 2024; Nitare &amp; Skogsstyrelsen, 2019).</w:t>
       </w:r>
     </w:p>
     <w:p>
@@ -992,7 +1010,7 @@
         <w:t>Plectocarpon lichenum</w:t>
       </w:r>
       <w:r>
-        <w:t xml:space="preserve"> (VU). Det finns ytterligare två rödlistade parasiter vilka bara förekommer på lunglav, Skrovelmössing </w:t>
+        <w:t xml:space="preserve"> (VU). Det finns ytterligare ett antal parasiter vilka bara förekommer på lunglav: Skrovelmössing </w:t>
       </w:r>
       <w:r>
         <w:rPr>
@@ -1010,7 +1028,25 @@
         <w:t>Niesslia lobariae</w:t>
       </w:r>
       <w:r>
-        <w:t xml:space="preserve"> (rödlistad som Kunskapsbrist DD). Skrovelmössing (DD) har små svarta apothecier och bruna, 1-septerade sporer och Lunglavshårprick (DD) har brunhåriga perithecier och färglösa, 1-septerade sporer (SLU Artdatabanken, 2024; Nitare &amp; Skogsstyrelsen, 2019).</w:t>
+        <w:t xml:space="preserve"> (rödlistad som Kunskapsbrist DD). Skrovelmössing (DD) har små svarta apothecier och bruna, 1-septerade sporer och Lunglavshårprick (DD) har brunhåriga perithecier och färglösa, 1-septerade sporer. Nyligen har ytterligare två lavparasiter påträffats i Sverige som växer på lunglav: </w:t>
+      </w:r>
+      <w:r>
+        <w:rPr>
+          <w:i/>
+        </w:rPr>
+        <w:t>Calycina alstrupii</w:t>
+      </w:r>
+      <w:r>
+        <w:t xml:space="preserve"> (NA) och </w:t>
+      </w:r>
+      <w:r>
+        <w:rPr>
+          <w:i/>
+        </w:rPr>
+        <w:t>Chalara lobariae</w:t>
+      </w:r>
+      <w:r>
+        <w:t xml:space="preserve"> (NA) (SLU Artdatabanken, 2025; SLU Artdatabanken, 2024; Nitare &amp; Skogsstyrelsen, 2019).</w:t>
       </w:r>
     </w:p>
     <w:p>
@@ -1047,6 +1083,20 @@
       </w:r>
       <w:r>
         <w:t>SLU Artdatabanken, Uppsala.</w:t>
+      </w:r>
+    </w:p>
+    <w:p>
+      <w:r>
+        <w:t xml:space="preserve">SLU Artdatabanken, 2025. </w:t>
+      </w:r>
+      <w:r>
+        <w:rPr>
+          <w:i/>
+        </w:rPr>
+        <w:t xml:space="preserve">Över 20 nya lavparasiter för Sverige. </w:t>
+      </w:r>
+      <w:r>
+        <w:t>https://www.slu.se/artdatabanken/arter-och-natur/artiklar/over-20-nya-lavparasiter-for-sverige/</w:t>
       </w:r>
     </w:p>
     <w:sectPr>
@@ -1177,7 +1227,7 @@
     <w:r>
       <w:tab/>
       <w:tab/>
-      <w:t>2025-07-08</w:t>
+      <w:t>2025-07-09</w:t>
       <w:br/>
       <w:br/>
     </w:r>

--- a/klagomål/A 49016-2024 FSC-klagomål.docx
+++ b/klagomål/A 49016-2024 FSC-klagomål.docx
@@ -1227,7 +1227,7 @@
     <w:r>
       <w:tab/>
       <w:tab/>
-      <w:t>2025-07-09</w:t>
+      <w:t>2025-07-11</w:t>
       <w:br/>
       <w:br/>
     </w:r>

--- a/klagomål/A 49016-2024 FSC-klagomål.docx
+++ b/klagomål/A 49016-2024 FSC-klagomål.docx
@@ -1227,7 +1227,7 @@
     <w:r>
       <w:tab/>
       <w:tab/>
-      <w:t>2025-07-11</w:t>
+      <w:t>2025-07-12</w:t>
       <w:br/>
       <w:br/>
     </w:r>

--- a/klagomål/A 49016-2024 FSC-klagomål.docx
+++ b/klagomål/A 49016-2024 FSC-klagomål.docx
@@ -1227,7 +1227,7 @@
     <w:r>
       <w:tab/>
       <w:tab/>
-      <w:t>2025-07-12</w:t>
+      <w:t>2025-07-13</w:t>
       <w:br/>
       <w:br/>
     </w:r>

--- a/klagomål/A 49016-2024 FSC-klagomål.docx
+++ b/klagomål/A 49016-2024 FSC-klagomål.docx
@@ -1227,7 +1227,7 @@
     <w:r>
       <w:tab/>
       <w:tab/>
-      <w:t>2025-07-13</w:t>
+      <w:t>2025-07-14</w:t>
       <w:br/>
       <w:br/>
     </w:r>

--- a/klagomål/A 49016-2024 FSC-klagomål.docx
+++ b/klagomål/A 49016-2024 FSC-klagomål.docx
@@ -1265,7 +1265,7 @@
     <w:r>
       <w:tab/>
       <w:tab/>
-      <w:t>2025-08-06</w:t>
+      <w:t>2025-08-09</w:t>
       <w:br/>
       <w:br/>
     </w:r>
